--- a/hin/docx/005.content.docx
+++ b/hin/docx/005.content.docx
@@ -150,26 +150,6 @@
           <w:lang w:val="hi_IN" w:bidi="hi_IN"/>
         </w:rPr>
         <w:t>इ</w:t>
-      </w:r>
-      <w:r>
-        <w:rPr>
-          <w:lang w:val="hi_IN" w:bidi="hi_IN"/>
-        </w:rPr>
-      </w:r>
-    </w:p>
-    <w:p>
-      <w:pPr/>
-      <w:r>
-        <w:rPr>
-          <w:lang w:val="hi_IN" w:bidi="hi_IN"/>
-        </w:rPr>
-      </w:r>
-      <w:r>
-        <w:rPr>
-          <w:i/>
-          <w:lang w:val="hi_IN" w:bidi="hi_IN"/>
-        </w:rPr>
-        <w:t>इकुनियुम, इक्केश, इक्लीसियास्टिकस, इग्नेशियस और उनके पत्र, इच्छा, इतालिया, इतालियानी दस्ता, इतालियानी सैनिक टुकड़ी, इतालियानी सैन्य-दल, इतिहास का लेखक, इतूरैया, इत्यूरिया, इतुरियाई, इत्कासीन, इत्तै, इत्र, इत्र निर्माता, इथियोपिया, इदूमिया, इदूमिया, इदूमियाई, इद्दो, इन, इनाम, इपफ्रास, इपफ्रुदीतुस, इपिकूरी, इपैनितुस, इप्ताह, इप्फत्तह, इफिसियों के नाम पत्री, इफिसुस, इबसान, इब्रानियों की पत्री, इब्रानी भाषा, इब्री, इमल्क्यू, इम्माऊस, इम्मानुएल, इम्मानुएल, इम्मेर (व्यक्ति), इम्मेर (स्थान), इम्रा, इम्री, इय्यीम, इय्योन, इरास्तुस, इलोई, इलोई, लमा शबक्तनी?, इल्ली, इल्लुरिकुम, इव्वा, इश्माएल, इश्माएलियों, इश्माएली, इसपानिया, इसहाक, इस्करियोती, इस्तखुस, इस्राएल (व्यक्ति), इस्राएल (स्थान), इस्राएल का इतिहास, इस्राएल के पवित्र, इस्राएली, इस्साकार (व्यक्ति), इस्साकार का गोत्र</w:t>
       </w:r>
       <w:r>
         <w:rPr>

--- a/hin/docx/005.content.docx
+++ b/hin/docx/005.content.docx
@@ -19,7 +19,7 @@
         <w:rPr>
           <w:lang w:val="hi_IN" w:bidi="hi_IN"/>
         </w:rPr>
-        <w:t>Resource: बाइबल कोश (टिंडेल)</w:t>
+        <w:t>Resource: Tyndale Open Bible Dictionary</w:t>
       </w:r>
       <w:r>
         <w:rPr>
@@ -112,7 +112,7 @@
         <w:rPr>
           <w:lang w:val="hi_IN" w:bidi="hi_IN"/>
         </w:rPr>
-        <w:t>बाइबल कोश (टिंडेल)</w:t>
+        <w:t>Tyndale Open Bible Dictionary</w:t>
       </w:r>
     </w:p>
     <w:p>

--- a/hin/docx/005.content.docx
+++ b/hin/docx/005.content.docx
@@ -19,7 +19,7 @@
         <w:rPr>
           <w:lang w:val="hi_IN" w:bidi="hi_IN"/>
         </w:rPr>
-        <w:t>Resource: Tyndale Open Bible Dictionary</w:t>
+        <w:t>Resource: Aquifer Open Bible Dictionary</w:t>
       </w:r>
       <w:r>
         <w:rPr>
@@ -112,7 +112,7 @@
         <w:rPr>
           <w:lang w:val="hi_IN" w:bidi="hi_IN"/>
         </w:rPr>
-        <w:t>Tyndale Open Bible Dictionary</w:t>
+        <w:t>Aquifer Open Bible Dictionary</w:t>
       </w:r>
     </w:p>
     <w:p>

--- a/hin/docx/005.content.docx
+++ b/hin/docx/005.content.docx
@@ -289,36 +289,24 @@
         </w:rPr>
         <w:t>मिस्रवासियों ने ईंट बनाने के कार्य को नीच कार्य माना, जिसे दासों पर थोपा जाता था। इस प्रकार, मिस्र में उनके दासत्व के दौरान, इस्राएलियों को ईंटें बनाने के लिए मजबूर किया गया (</w:t>
       </w:r>
-      <w:hyperlink r:id="rId13">
-        <w:r>
-          <w:rPr>
-            <w:lang w:val="hi_IN" w:bidi="hi_IN"/>
-          </w:rPr>
-          <w:rPr>
-            <w:color w:val="0000EE"/>
-            <w:u w:val="single"/>
-          </w:rPr>
-          <w:t>निर्ग 1:11–14</w:t>
-        </w:r>
-      </w:hyperlink>
+      <w:r>
+        <w:rPr>
+          <w:lang w:val="hi_IN" w:bidi="hi_IN"/>
+        </w:rPr>
+        <w:t>निर्ग 1:11–14</w:t>
+      </w:r>
       <w:r>
         <w:rPr>
           <w:lang w:val="hi_IN" w:bidi="hi_IN"/>
         </w:rPr>
         <w:t xml:space="preserve">; </w:t>
       </w:r>
-      <w:hyperlink r:id="rId14">
-        <w:r>
-          <w:rPr>
-            <w:lang w:val="hi_IN" w:bidi="hi_IN"/>
-          </w:rPr>
-          <w:rPr>
-            <w:color w:val="0000EE"/>
-            <w:u w:val="single"/>
-          </w:rPr>
-          <w:t>5:6–19</w:t>
-        </w:r>
-      </w:hyperlink>
+      <w:r>
+        <w:rPr>
+          <w:lang w:val="hi_IN" w:bidi="hi_IN"/>
+        </w:rPr>
+        <w:t>5:6–19</w:t>
+      </w:r>
       <w:r>
         <w:rPr>
           <w:lang w:val="hi_IN" w:bidi="hi_IN"/>
@@ -412,18 +400,12 @@
         </w:rPr>
         <w:t>गिलाद के पुत्र और उसके वंशजों के नाम, अबीएजेर और अबीएजेरी का संक्षिप्त रूप (</w:t>
       </w:r>
-      <w:hyperlink r:id="rId15">
-        <w:r>
-          <w:rPr>
-            <w:lang w:val="hi_IN" w:bidi="hi_IN"/>
-          </w:rPr>
-          <w:rPr>
-            <w:color w:val="0000EE"/>
-            <w:u w:val="single"/>
-          </w:rPr>
-          <w:t>गिन 26:30</w:t>
-        </w:r>
-      </w:hyperlink>
+      <w:r>
+        <w:rPr>
+          <w:lang w:val="hi_IN" w:bidi="hi_IN"/>
+        </w:rPr>
+        <w:t>गिन 26:30</w:t>
+      </w:r>
       <w:r>
         <w:rPr>
           <w:lang w:val="hi_IN" w:bidi="hi_IN"/>
@@ -511,18 +493,12 @@
         </w:rPr>
         <w:t>ईएजेर और ईएजेरी के केजेवी रूप, अबीएजेर और अबीएजेरी के संक्षिप्त रूप, गिलाद के पुत्र और उनके वंशजों के नाम (</w:t>
       </w:r>
-      <w:hyperlink r:id="rId15">
-        <w:r>
-          <w:rPr>
-            <w:lang w:val="hi_IN" w:bidi="hi_IN"/>
-          </w:rPr>
-          <w:rPr>
-            <w:color w:val="0000EE"/>
-            <w:u w:val="single"/>
-          </w:rPr>
-          <w:t>गिन 26:30</w:t>
-        </w:r>
-      </w:hyperlink>
+      <w:r>
+        <w:rPr>
+          <w:lang w:val="hi_IN" w:bidi="hi_IN"/>
+        </w:rPr>
+        <w:t>गिन 26:30</w:t>
+      </w:r>
       <w:r>
         <w:rPr>
           <w:lang w:val="hi_IN" w:bidi="hi_IN"/>
@@ -613,36 +589,24 @@
         </w:rPr>
         <w:t>यह नाम पीनहास के पुत्र (एली के पोते) को दिया गया था, जो उस महिमा की याद में रखा गया था जो इस्राएल से चली गई थी, जब परमेश्वर का सन्दूक पलिश्तियों द्वारा छीन लिया गया था (</w:t>
       </w:r>
-      <w:hyperlink r:id="rId16">
-        <w:r>
-          <w:rPr>
-            <w:lang w:val="hi_IN" w:bidi="hi_IN"/>
-          </w:rPr>
-          <w:rPr>
-            <w:color w:val="0000EE"/>
-            <w:u w:val="single"/>
-          </w:rPr>
-          <w:t>1 शमू 4:19–22</w:t>
-        </w:r>
-      </w:hyperlink>
+      <w:r>
+        <w:rPr>
+          <w:lang w:val="hi_IN" w:bidi="hi_IN"/>
+        </w:rPr>
+        <w:t>1 शमू 4:19–22</w:t>
+      </w:r>
       <w:r>
         <w:rPr>
           <w:lang w:val="hi_IN" w:bidi="hi_IN"/>
         </w:rPr>
         <w:t xml:space="preserve">; </w:t>
       </w:r>
-      <w:hyperlink r:id="rId17">
-        <w:r>
-          <w:rPr>
-            <w:lang w:val="hi_IN" w:bidi="hi_IN"/>
-          </w:rPr>
-          <w:rPr>
-            <w:color w:val="0000EE"/>
-            <w:u w:val="single"/>
-          </w:rPr>
-          <w:t>14:3</w:t>
-        </w:r>
-      </w:hyperlink>
+      <w:r>
+        <w:rPr>
+          <w:lang w:val="hi_IN" w:bidi="hi_IN"/>
+        </w:rPr>
+        <w:t>14:3</w:t>
+      </w:r>
       <w:r>
         <w:rPr>
           <w:lang w:val="hi_IN" w:bidi="hi_IN"/>
@@ -723,36 +687,24 @@
         </w:rPr>
         <w:t>सीदोन के राजा एतबाल की पुत्री (</w:t>
       </w:r>
-      <w:hyperlink r:id="rId18">
-        <w:r>
-          <w:rPr>
-            <w:lang w:val="hi_IN" w:bidi="hi_IN"/>
-          </w:rPr>
-          <w:rPr>
-            <w:color w:val="0000EE"/>
-            <w:u w:val="single"/>
-          </w:rPr>
-          <w:t>1 रा 16:31</w:t>
-        </w:r>
-      </w:hyperlink>
+      <w:r>
+        <w:rPr>
+          <w:lang w:val="hi_IN" w:bidi="hi_IN"/>
+        </w:rPr>
+        <w:t>1 रा 16:31</w:t>
+      </w:r>
       <w:r>
         <w:rPr>
           <w:lang w:val="hi_IN" w:bidi="hi_IN"/>
         </w:rPr>
         <w:t xml:space="preserve">)। वह उत्तरी इस्राएल के राजा अहाब की पत्नी बनी। यह विवाह संभवतः ओम्री द्वारा इस्राएल और फीनीके के बीच शुरू किये गए मैत्रीपूर्ण संबंधों की अगली कड़ी थी; इसने दोनों देशों के बीच एक राजनीतिक गठबंधन की पुष्टि की। ईजेबेल ने इस्राएल के जीवन पर गहरा प्रभाव डाला, क्योंकि उसने बाल की आराधना स्थापित करने पर जोर दिया और राजशाही के पूर्ण अधिकारों की मांग की। उसका अन्यजाति प्रभाव इतना प्रबल था कि पवित्रशास्त्र अहाब के धर्मत्याग को सीधे ईजेबेल से जोड़ता है (पद </w:t>
       </w:r>
-      <w:hyperlink r:id="rId19">
-        <w:r>
-          <w:rPr>
-            <w:lang w:val="hi_IN" w:bidi="hi_IN"/>
-          </w:rPr>
-          <w:rPr>
-            <w:color w:val="0000EE"/>
-            <w:u w:val="single"/>
-          </w:rPr>
-          <w:t>30–33</w:t>
-        </w:r>
-      </w:hyperlink>
+      <w:r>
+        <w:rPr>
+          <w:lang w:val="hi_IN" w:bidi="hi_IN"/>
+        </w:rPr>
+        <w:t>30–33</w:t>
+      </w:r>
       <w:r>
         <w:rPr>
           <w:lang w:val="hi_IN" w:bidi="hi_IN"/>
@@ -773,90 +725,60 @@
         </w:rPr>
         <w:t>इस्राएल में बाल की उपासना स्थापित करने के लिए ईजेबेल के प्रयास विवाह के बाद अहाब द्वारा बाल को स्वीकार करने से शुरू हुए (</w:t>
       </w:r>
-      <w:hyperlink r:id="rId18">
-        <w:r>
-          <w:rPr>
-            <w:lang w:val="hi_IN" w:bidi="hi_IN"/>
-          </w:rPr>
-          <w:rPr>
-            <w:color w:val="0000EE"/>
-            <w:u w:val="single"/>
-          </w:rPr>
-          <w:t>1 रा 16:31</w:t>
-        </w:r>
-      </w:hyperlink>
+      <w:r>
+        <w:rPr>
+          <w:lang w:val="hi_IN" w:bidi="hi_IN"/>
+        </w:rPr>
+        <w:t>1 रा 16:31</w:t>
+      </w:r>
       <w:r>
         <w:rPr>
           <w:lang w:val="hi_IN" w:bidi="hi_IN"/>
         </w:rPr>
         <w:t>)। अहाब ने ईजेबेल की प्रथाओं का पालन करते हुए सामरिया में बाल के लिए एक आराधना का घर और वेदी बनाई, और अशेरा की आराधना के लिए एक खंभा स्थापित किया। इसके बाद परमेश्वर के भविष्यद्वक्ताओं को समाप्त करने के लिए एक अभियान चलाया गया (</w:t>
       </w:r>
-      <w:hyperlink r:id="rId20">
-        <w:r>
-          <w:rPr>
-            <w:lang w:val="hi_IN" w:bidi="hi_IN"/>
-          </w:rPr>
-          <w:rPr>
-            <w:color w:val="0000EE"/>
-            <w:u w:val="single"/>
-          </w:rPr>
-          <w:t>18:4</w:t>
-        </w:r>
-      </w:hyperlink>
+      <w:r>
+        <w:rPr>
+          <w:lang w:val="hi_IN" w:bidi="hi_IN"/>
+        </w:rPr>
+        <w:t>18:4</w:t>
+      </w:r>
       <w:r>
         <w:rPr>
           <w:lang w:val="hi_IN" w:bidi="hi_IN"/>
         </w:rPr>
         <w:t xml:space="preserve">), जबकि ईजेबेल ने बाल के भविष्यद्वक्ताओं के बड़े समूहों का आयोजन और समर्थन किया, उन्हें राजभवन में बड़ी संख्या में रखा और खिलाया (पद </w:t>
       </w:r>
-      <w:hyperlink r:id="rId21">
-        <w:r>
-          <w:rPr>
-            <w:lang w:val="hi_IN" w:bidi="hi_IN"/>
-          </w:rPr>
-          <w:rPr>
-            <w:color w:val="0000EE"/>
-            <w:u w:val="single"/>
-          </w:rPr>
-          <w:t>19</w:t>
-        </w:r>
-      </w:hyperlink>
+      <w:r>
+        <w:rPr>
+          <w:lang w:val="hi_IN" w:bidi="hi_IN"/>
+        </w:rPr>
+        <w:t>19</w:t>
+      </w:r>
       <w:r>
         <w:rPr>
           <w:lang w:val="hi_IN" w:bidi="hi_IN"/>
         </w:rPr>
         <w:t>)। इस चुनौती का सामना करने के लिए, परमेश्वर ने एलिय्याह को तीन साल तक चलने वाले सूखे की भविष्यद्वाणी करने के लिए भेजा (</w:t>
       </w:r>
-      <w:hyperlink r:id="rId22">
-        <w:r>
-          <w:rPr>
-            <w:lang w:val="hi_IN" w:bidi="hi_IN"/>
-          </w:rPr>
-          <w:rPr>
-            <w:color w:val="0000EE"/>
-            <w:u w:val="single"/>
-          </w:rPr>
-          <w:t>17:1</w:t>
-        </w:r>
-      </w:hyperlink>
+      <w:r>
+        <w:rPr>
+          <w:lang w:val="hi_IN" w:bidi="hi_IN"/>
+        </w:rPr>
+        <w:t>17:1</w:t>
+      </w:r>
       <w:r>
         <w:rPr>
           <w:lang w:val="hi_IN" w:bidi="hi_IN"/>
         </w:rPr>
         <w:t xml:space="preserve">; </w:t>
       </w:r>
-      <w:hyperlink r:id="rId23">
-        <w:r>
-          <w:rPr>
-            <w:lang w:val="hi_IN" w:bidi="hi_IN"/>
-          </w:rPr>
-          <w:rPr>
-            <w:color w:val="0000EE"/>
-            <w:u w:val="single"/>
-          </w:rPr>
-          <w:t>18:1</w:t>
-        </w:r>
-      </w:hyperlink>
+      <w:r>
+        <w:rPr>
+          <w:lang w:val="hi_IN" w:bidi="hi_IN"/>
+        </w:rPr>
+        <w:t>18:1</w:t>
+      </w:r>
       <w:r>
         <w:rPr>
           <w:lang w:val="hi_IN" w:bidi="hi_IN"/>
@@ -877,18 +799,12 @@
         </w:rPr>
         <w:t>एलिय्याह का सामना ईजेबेल और अहाब से कर्मेल पर्वत पर हुआ, जहां एलिय्याह ने बाल के भविष्यद्वक्ताओं को मिलने के लिए बुलाया (</w:t>
       </w:r>
-      <w:hyperlink r:id="rId24">
-        <w:r>
-          <w:rPr>
-            <w:lang w:val="hi_IN" w:bidi="hi_IN"/>
-          </w:rPr>
-          <w:rPr>
-            <w:color w:val="0000EE"/>
-            <w:u w:val="single"/>
-          </w:rPr>
-          <w:t>1 रा 18:19–40</w:t>
-        </w:r>
-      </w:hyperlink>
+      <w:r>
+        <w:rPr>
+          <w:lang w:val="hi_IN" w:bidi="hi_IN"/>
+        </w:rPr>
+        <w:t>1 रा 18:19–40</w:t>
+      </w:r>
       <w:r>
         <w:rPr>
           <w:lang w:val="hi_IN" w:bidi="hi_IN"/>
@@ -909,72 +825,48 @@
         </w:rPr>
         <w:t>ईजेबेल की अनैतिक प्रकृति अहाब की नाबोत की दाख की बारी की लालसा के वर्णन में प्रकट होती है (</w:t>
       </w:r>
-      <w:hyperlink r:id="rId25">
-        <w:r>
-          <w:rPr>
-            <w:lang w:val="hi_IN" w:bidi="hi_IN"/>
-          </w:rPr>
-          <w:rPr>
-            <w:color w:val="0000EE"/>
-            <w:u w:val="single"/>
-          </w:rPr>
-          <w:t>1 रा 21:1–16</w:t>
-        </w:r>
-      </w:hyperlink>
+      <w:r>
+        <w:rPr>
+          <w:lang w:val="hi_IN" w:bidi="hi_IN"/>
+        </w:rPr>
+        <w:t>1 रा 21:1–16</w:t>
+      </w:r>
       <w:r>
         <w:rPr>
           <w:lang w:val="hi_IN" w:bidi="hi_IN"/>
         </w:rPr>
         <w:t>)। हालांकि अहाब ने दाख की बारी की इच्छा की, उसने नाबोत के परिवार की सम्पत्ति को बनाए रखने के अधिकार को स्वीकार किया। ईजेबेल ने राजा की इच्छाओं के सामने ऐसे किसी अधिकार को नहीं माना। उसने नाबोत पर परमेश्वर की निंदा का झूठा आरोप लगवाया और उसे फांसी दिलवा दी, जिससे अहाब दाख की बारी पर कब्जा कर सकें। इस जघन्य अपराध के लिए, एलिय्याह ने अहाब और ईजेबेल के लिए एक हिंसक मृत्यु की भविष्यद्वाणी की (</w:t>
       </w:r>
-      <w:hyperlink r:id="rId26">
-        <w:r>
-          <w:rPr>
-            <w:lang w:val="hi_IN" w:bidi="hi_IN"/>
-          </w:rPr>
-          <w:rPr>
-            <w:color w:val="0000EE"/>
-            <w:u w:val="single"/>
-          </w:rPr>
-          <w:t>21:20–24</w:t>
-        </w:r>
-      </w:hyperlink>
+      <w:r>
+        <w:rPr>
+          <w:lang w:val="hi_IN" w:bidi="hi_IN"/>
+        </w:rPr>
+        <w:t>21:20–24</w:t>
+      </w:r>
       <w:r>
         <w:rPr>
           <w:lang w:val="hi_IN" w:bidi="hi_IN"/>
         </w:rPr>
         <w:t>), जो अंततः पूरी हुई (</w:t>
       </w:r>
-      <w:hyperlink r:id="rId27">
-        <w:r>
-          <w:rPr>
-            <w:lang w:val="hi_IN" w:bidi="hi_IN"/>
-          </w:rPr>
-          <w:rPr>
-            <w:color w:val="0000EE"/>
-            <w:u w:val="single"/>
-          </w:rPr>
-          <w:t>1 रा 22:29–40</w:t>
-        </w:r>
-      </w:hyperlink>
+      <w:r>
+        <w:rPr>
+          <w:lang w:val="hi_IN" w:bidi="hi_IN"/>
+        </w:rPr>
+        <w:t>1 रा 22:29–40</w:t>
+      </w:r>
       <w:r>
         <w:rPr>
           <w:lang w:val="hi_IN" w:bidi="hi_IN"/>
         </w:rPr>
         <w:t xml:space="preserve">; </w:t>
       </w:r>
-      <w:hyperlink r:id="rId28">
-        <w:r>
-          <w:rPr>
-            <w:lang w:val="hi_IN" w:bidi="hi_IN"/>
-          </w:rPr>
-          <w:rPr>
-            <w:color w:val="0000EE"/>
-            <w:u w:val="single"/>
-          </w:rPr>
-          <w:t>2 रा 9:1–37</w:t>
-        </w:r>
-      </w:hyperlink>
+      <w:r>
+        <w:rPr>
+          <w:lang w:val="hi_IN" w:bidi="hi_IN"/>
+        </w:rPr>
+        <w:t>2 रा 9:1–37</w:t>
+      </w:r>
       <w:r>
         <w:rPr>
           <w:lang w:val="hi_IN" w:bidi="hi_IN"/>
@@ -1003,18 +895,12 @@
           <w:lang w:val="hi_IN" w:bidi="hi_IN"/>
         </w:rPr>
       </w:r>
-      <w:hyperlink r:id="rId29">
-        <w:r>
-          <w:rPr>
-            <w:lang w:val="hi_IN" w:bidi="hi_IN"/>
-          </w:rPr>
-          <w:rPr>
-            <w:color w:val="0000EE"/>
-            <w:u w:val="single"/>
-          </w:rPr>
-          <w:t>प्रकाशितवाक्य 2:20</w:t>
-        </w:r>
-      </w:hyperlink>
+      <w:r>
+        <w:rPr>
+          <w:lang w:val="hi_IN" w:bidi="hi_IN"/>
+        </w:rPr>
+        <w:t>प्रकाशितवाक्य 2:20</w:t>
+      </w:r>
       <w:r>
         <w:rPr>
           <w:lang w:val="hi_IN" w:bidi="hi_IN"/>
@@ -1137,162 +1023,108 @@
         </w:rPr>
         <w:t>हारून का चौथा और सबसे छोटा पुत्र, जिसने जंगल में यात्रा के दौरान इस्राएल के गोत्रों के लिए याजक के रूप में सेवा की (</w:t>
       </w:r>
-      <w:hyperlink r:id="rId30">
-        <w:r>
-          <w:rPr>
-            <w:lang w:val="hi_IN" w:bidi="hi_IN"/>
-          </w:rPr>
-          <w:rPr>
-            <w:color w:val="0000EE"/>
-            <w:u w:val="single"/>
-          </w:rPr>
-          <w:t>निर्ग 6:23</w:t>
-        </w:r>
-      </w:hyperlink>
+      <w:r>
+        <w:rPr>
+          <w:lang w:val="hi_IN" w:bidi="hi_IN"/>
+        </w:rPr>
+        <w:t>निर्ग 6:23</w:t>
+      </w:r>
       <w:r>
         <w:rPr>
           <w:lang w:val="hi_IN" w:bidi="hi_IN"/>
         </w:rPr>
         <w:t xml:space="preserve">; </w:t>
       </w:r>
-      <w:hyperlink r:id="rId31">
-        <w:r>
-          <w:rPr>
-            <w:lang w:val="hi_IN" w:bidi="hi_IN"/>
-          </w:rPr>
-          <w:rPr>
-            <w:color w:val="0000EE"/>
-            <w:u w:val="single"/>
-          </w:rPr>
-          <w:t>गिन 3:2–4</w:t>
-        </w:r>
-      </w:hyperlink>
+      <w:r>
+        <w:rPr>
+          <w:lang w:val="hi_IN" w:bidi="hi_IN"/>
+        </w:rPr>
+        <w:t>गिन 3:2–4</w:t>
+      </w:r>
       <w:r>
         <w:rPr>
           <w:lang w:val="hi_IN" w:bidi="hi_IN"/>
         </w:rPr>
         <w:t xml:space="preserve">; </w:t>
       </w:r>
-      <w:hyperlink r:id="rId32">
-        <w:r>
-          <w:rPr>
-            <w:lang w:val="hi_IN" w:bidi="hi_IN"/>
-          </w:rPr>
-          <w:rPr>
-            <w:color w:val="0000EE"/>
-            <w:u w:val="single"/>
-          </w:rPr>
-          <w:t>26:60</w:t>
-        </w:r>
-      </w:hyperlink>
+      <w:r>
+        <w:rPr>
+          <w:lang w:val="hi_IN" w:bidi="hi_IN"/>
+        </w:rPr>
+        <w:t>26:60</w:t>
+      </w:r>
       <w:r>
         <w:rPr>
           <w:lang w:val="hi_IN" w:bidi="hi_IN"/>
         </w:rPr>
         <w:t xml:space="preserve">; </w:t>
       </w:r>
-      <w:hyperlink r:id="rId33">
-        <w:r>
-          <w:rPr>
-            <w:lang w:val="hi_IN" w:bidi="hi_IN"/>
-          </w:rPr>
-          <w:rPr>
-            <w:color w:val="0000EE"/>
-            <w:u w:val="single"/>
-          </w:rPr>
-          <w:t>1 इति 6:3</w:t>
-        </w:r>
-      </w:hyperlink>
+      <w:r>
+        <w:rPr>
+          <w:lang w:val="hi_IN" w:bidi="hi_IN"/>
+        </w:rPr>
+        <w:t>1 इति 6:3</w:t>
+      </w:r>
       <w:r>
         <w:rPr>
           <w:lang w:val="hi_IN" w:bidi="hi_IN"/>
         </w:rPr>
         <w:t xml:space="preserve">; </w:t>
       </w:r>
-      <w:hyperlink r:id="rId34">
-        <w:r>
-          <w:rPr>
-            <w:lang w:val="hi_IN" w:bidi="hi_IN"/>
-          </w:rPr>
-          <w:rPr>
-            <w:color w:val="0000EE"/>
-            <w:u w:val="single"/>
-          </w:rPr>
-          <w:t>24:2</w:t>
-        </w:r>
-      </w:hyperlink>
+      <w:r>
+        <w:rPr>
+          <w:lang w:val="hi_IN" w:bidi="hi_IN"/>
+        </w:rPr>
+        <w:t>24:2</w:t>
+      </w:r>
       <w:r>
         <w:rPr>
           <w:lang w:val="hi_IN" w:bidi="hi_IN"/>
         </w:rPr>
         <w:t>)। अपने दो भाइयों की मृत्यु के बाद, उन्हें तम्बू के स्थानांतरण की देखरेख करने का विशेष कार्य सौंपा गया (</w:t>
       </w:r>
-      <w:hyperlink r:id="rId35">
-        <w:r>
-          <w:rPr>
-            <w:lang w:val="hi_IN" w:bidi="hi_IN"/>
-          </w:rPr>
-          <w:rPr>
-            <w:color w:val="0000EE"/>
-            <w:u w:val="single"/>
-          </w:rPr>
-          <w:t>गिन 4:28, 33</w:t>
-        </w:r>
-      </w:hyperlink>
+      <w:r>
+        <w:rPr>
+          <w:lang w:val="hi_IN" w:bidi="hi_IN"/>
+        </w:rPr>
+        <w:t>गिन 4:28, 33</w:t>
+      </w:r>
       <w:r>
         <w:rPr>
           <w:lang w:val="hi_IN" w:bidi="hi_IN"/>
         </w:rPr>
         <w:t xml:space="preserve">; </w:t>
       </w:r>
-      <w:hyperlink r:id="rId36">
-        <w:r>
-          <w:rPr>
-            <w:lang w:val="hi_IN" w:bidi="hi_IN"/>
-          </w:rPr>
-          <w:rPr>
-            <w:color w:val="0000EE"/>
-            <w:u w:val="single"/>
-          </w:rPr>
-          <w:t>7:8</w:t>
-        </w:r>
-      </w:hyperlink>
+      <w:r>
+        <w:rPr>
+          <w:lang w:val="hi_IN" w:bidi="hi_IN"/>
+        </w:rPr>
+        <w:t>7:8</w:t>
+      </w:r>
       <w:r>
         <w:rPr>
           <w:lang w:val="hi_IN" w:bidi="hi_IN"/>
         </w:rPr>
         <w:t>)। दाऊद के शासनकाल के दौरान, ईतामार और एलीआजर के वंशजों को औपचारिक मन्दिर याजक के पद के रूप में संगठित किया गया (</w:t>
       </w:r>
-      <w:hyperlink r:id="rId37">
-        <w:r>
-          <w:rPr>
-            <w:lang w:val="hi_IN" w:bidi="hi_IN"/>
-          </w:rPr>
-          <w:rPr>
-            <w:color w:val="0000EE"/>
-            <w:u w:val="single"/>
-          </w:rPr>
-          <w:t>1 इति 24:3–6</w:t>
-        </w:r>
-      </w:hyperlink>
+      <w:r>
+        <w:rPr>
+          <w:lang w:val="hi_IN" w:bidi="hi_IN"/>
+        </w:rPr>
+        <w:t>1 इति 24:3–6</w:t>
+      </w:r>
       <w:r>
         <w:rPr>
           <w:lang w:val="hi_IN" w:bidi="hi_IN"/>
         </w:rPr>
         <w:t>)। बाद में, उनके कुछ वंशज एज्रा के साथ बाबेल से लौटे (</w:t>
       </w:r>
-      <w:hyperlink r:id="rId38">
-        <w:r>
-          <w:rPr>
-            <w:lang w:val="hi_IN" w:bidi="hi_IN"/>
-          </w:rPr>
-          <w:rPr>
-            <w:color w:val="0000EE"/>
-            <w:u w:val="single"/>
-          </w:rPr>
-          <w:t>एज्रा 8:2</w:t>
-        </w:r>
-      </w:hyperlink>
+      <w:r>
+        <w:rPr>
+          <w:lang w:val="hi_IN" w:bidi="hi_IN"/>
+        </w:rPr>
+        <w:t>एज्रा 8:2</w:t>
+      </w:r>
       <w:r>
         <w:rPr>
           <w:lang w:val="hi_IN" w:bidi="hi_IN"/>
@@ -1347,18 +1179,12 @@
         </w:rPr>
         <w:t>1. सल्लू का पूर्वज, बिन्यामीन गोत्र का एक व्यक्ति जो बाबेली बँधुआई के बाद यरूशलेम में निवास करता था (</w:t>
       </w:r>
-      <w:hyperlink r:id="rId39">
-        <w:r>
-          <w:rPr>
-            <w:lang w:val="hi_IN" w:bidi="hi_IN"/>
-          </w:rPr>
-          <w:rPr>
-            <w:color w:val="0000EE"/>
-            <w:u w:val="single"/>
-          </w:rPr>
-          <w:t>नहे 11:7</w:t>
-        </w:r>
-      </w:hyperlink>
+      <w:r>
+        <w:rPr>
+          <w:lang w:val="hi_IN" w:bidi="hi_IN"/>
+        </w:rPr>
+        <w:t>नहे 11:7</w:t>
+      </w:r>
       <w:r>
         <w:rPr>
           <w:lang w:val="hi_IN" w:bidi="hi_IN"/>
@@ -1379,18 +1205,12 @@
         </w:rPr>
         <w:t>2. उन दो व्यक्तियों में से एक जिनसे आगूर ने अपने नीतिवचन कहे (</w:t>
       </w:r>
-      <w:hyperlink r:id="rId40">
-        <w:r>
-          <w:rPr>
-            <w:lang w:val="hi_IN" w:bidi="hi_IN"/>
-          </w:rPr>
-          <w:rPr>
-            <w:color w:val="0000EE"/>
-            <w:u w:val="single"/>
-          </w:rPr>
-          <w:t>नीति 30:1</w:t>
-        </w:r>
-      </w:hyperlink>
+      <w:r>
+        <w:rPr>
+          <w:lang w:val="hi_IN" w:bidi="hi_IN"/>
+        </w:rPr>
+        <w:t>नीति 30:1</w:t>
+      </w:r>
       <w:r>
         <w:rPr>
           <w:lang w:val="hi_IN" w:bidi="hi_IN"/>
@@ -1445,54 +1265,36 @@
         </w:rPr>
         <w:t>शुप्पीम और हुप्पीम का बिन्यामिनी पिता (</w:t>
       </w:r>
-      <w:hyperlink r:id="rId41">
-        <w:r>
-          <w:rPr>
-            <w:lang w:val="hi_IN" w:bidi="hi_IN"/>
-          </w:rPr>
-          <w:rPr>
-            <w:color w:val="0000EE"/>
-            <w:u w:val="single"/>
-          </w:rPr>
-          <w:t>1 इति 7:12</w:t>
-        </w:r>
-      </w:hyperlink>
+      <w:r>
+        <w:rPr>
+          <w:lang w:val="hi_IN" w:bidi="hi_IN"/>
+        </w:rPr>
+        <w:t>1 इति 7:12</w:t>
+      </w:r>
       <w:r>
         <w:rPr>
           <w:lang w:val="hi_IN" w:bidi="hi_IN"/>
         </w:rPr>
         <w:t xml:space="preserve">), सम्भवतः ईरी के समान (वचन </w:t>
       </w:r>
-      <w:hyperlink r:id="rId42">
-        <w:r>
-          <w:rPr>
-            <w:lang w:val="hi_IN" w:bidi="hi_IN"/>
-          </w:rPr>
-          <w:rPr>
-            <w:color w:val="0000EE"/>
-            <w:u w:val="single"/>
-          </w:rPr>
-          <w:t>7</w:t>
-        </w:r>
-      </w:hyperlink>
+      <w:r>
+        <w:rPr>
+          <w:lang w:val="hi_IN" w:bidi="hi_IN"/>
+        </w:rPr>
+        <w:t>7</w:t>
+      </w:r>
       <w:r>
         <w:rPr>
           <w:lang w:val="hi_IN" w:bidi="hi_IN"/>
         </w:rPr>
         <w:t xml:space="preserve">) है। </w:t>
       </w:r>
-      <w:hyperlink r:id="rId43">
-        <w:r>
-          <w:rPr>
-            <w:lang w:val="hi_IN" w:bidi="hi_IN"/>
-          </w:rPr>
-          <w:rPr>
-            <w:color w:val="0000EE"/>
-            <w:u w:val="single"/>
-          </w:rPr>
-          <w:t>गिनती 24:19</w:t>
-        </w:r>
-      </w:hyperlink>
+      <w:r>
+        <w:rPr>
+          <w:lang w:val="hi_IN" w:bidi="hi_IN"/>
+        </w:rPr>
+        <w:t>गिनती 24:19</w:t>
+      </w:r>
       <w:r>
         <w:rPr>
           <w:lang w:val="hi_IN" w:bidi="hi_IN"/>
@@ -1558,18 +1360,12 @@
         </w:rPr>
         <w:t>दान के गोत्र को विरासत के तौर पर दिया गया शहर (</w:t>
       </w:r>
-      <w:hyperlink r:id="rId44">
-        <w:r>
-          <w:rPr>
-            <w:lang w:val="hi_IN" w:bidi="hi_IN"/>
-          </w:rPr>
-          <w:rPr>
-            <w:color w:val="0000EE"/>
-            <w:u w:val="single"/>
-          </w:rPr>
-          <w:t>यहो 19:41</w:t>
-        </w:r>
-      </w:hyperlink>
+      <w:r>
+        <w:rPr>
+          <w:lang w:val="hi_IN" w:bidi="hi_IN"/>
+        </w:rPr>
+        <w:t>यहो 19:41</w:t>
+      </w:r>
       <w:r>
         <w:rPr>
           <w:lang w:val="hi_IN" w:bidi="hi_IN"/>
@@ -1635,18 +1431,12 @@
         </w:rPr>
         <w:t>1. दाऊद के याजक या प्रधान अधिकारी जो शेबा के विद्रोह के समय सेवा में थे (</w:t>
       </w:r>
-      <w:hyperlink r:id="rId45">
-        <w:r>
-          <w:rPr>
-            <w:lang w:val="hi_IN" w:bidi="hi_IN"/>
-          </w:rPr>
-          <w:rPr>
-            <w:color w:val="0000EE"/>
-            <w:u w:val="single"/>
-          </w:rPr>
-          <w:t>2 शमू 20:26</w:t>
-        </w:r>
-      </w:hyperlink>
+      <w:r>
+        <w:rPr>
+          <w:lang w:val="hi_IN" w:bidi="hi_IN"/>
+        </w:rPr>
+        <w:t>2 शमू 20:26</w:t>
+      </w:r>
       <w:r>
         <w:rPr>
           <w:lang w:val="hi_IN" w:bidi="hi_IN"/>
@@ -1667,18 +1457,12 @@
         </w:rPr>
         <w:t>2. दाऊद के पराक्रमी पुरुषों में से एक योद्धा, जिन्हें "तीस" के रूप में जाना जाता है (</w:t>
       </w:r>
-      <w:hyperlink r:id="rId46">
-        <w:r>
-          <w:rPr>
-            <w:lang w:val="hi_IN" w:bidi="hi_IN"/>
-          </w:rPr>
-          <w:rPr>
-            <w:color w:val="0000EE"/>
-            <w:u w:val="single"/>
-          </w:rPr>
-          <w:t>2 शमू 23:26</w:t>
-        </w:r>
-      </w:hyperlink>
+      <w:r>
+        <w:rPr>
+          <w:lang w:val="hi_IN" w:bidi="hi_IN"/>
+        </w:rPr>
+        <w:t>2 शमू 23:26</w:t>
+      </w:r>
       <w:r>
         <w:rPr>
           <w:lang w:val="hi_IN" w:bidi="hi_IN"/>
@@ -1697,36 +1481,24 @@
         </w:rPr>
         <w:t xml:space="preserve"> के इक्केश के पुत्र थे (</w:t>
       </w:r>
-      <w:hyperlink r:id="rId47">
-        <w:r>
-          <w:rPr>
-            <w:lang w:val="hi_IN" w:bidi="hi_IN"/>
-          </w:rPr>
-          <w:rPr>
-            <w:color w:val="0000EE"/>
-            <w:u w:val="single"/>
-          </w:rPr>
-          <w:t>1 इति 11:28</w:t>
-        </w:r>
-      </w:hyperlink>
+      <w:r>
+        <w:rPr>
+          <w:lang w:val="hi_IN" w:bidi="hi_IN"/>
+        </w:rPr>
+        <w:t>1 इति 11:28</w:t>
+      </w:r>
       <w:r>
         <w:rPr>
           <w:lang w:val="hi_IN" w:bidi="hi_IN"/>
         </w:rPr>
         <w:t xml:space="preserve">; </w:t>
       </w:r>
-      <w:hyperlink r:id="rId48">
-        <w:r>
-          <w:rPr>
-            <w:lang w:val="hi_IN" w:bidi="hi_IN"/>
-          </w:rPr>
-          <w:rPr>
-            <w:color w:val="0000EE"/>
-            <w:u w:val="single"/>
-          </w:rPr>
-          <w:t>27:9</w:t>
-        </w:r>
-      </w:hyperlink>
+      <w:r>
+        <w:rPr>
+          <w:lang w:val="hi_IN" w:bidi="hi_IN"/>
+        </w:rPr>
+        <w:t>27:9</w:t>
+      </w:r>
       <w:r>
         <w:rPr>
           <w:lang w:val="hi_IN" w:bidi="hi_IN"/>
@@ -1747,36 +1519,24 @@
         </w:rPr>
         <w:t>3. दाऊद के "तीस" पराक्रमी पुरुषों में से एक योद्धा, येतेरी के रूप में पहचाना गया (</w:t>
       </w:r>
-      <w:hyperlink r:id="rId49">
-        <w:r>
-          <w:rPr>
-            <w:lang w:val="hi_IN" w:bidi="hi_IN"/>
-          </w:rPr>
-          <w:rPr>
-            <w:color w:val="0000EE"/>
-            <w:u w:val="single"/>
-          </w:rPr>
-          <w:t>2 शमू 23:38</w:t>
-        </w:r>
-      </w:hyperlink>
+      <w:r>
+        <w:rPr>
+          <w:lang w:val="hi_IN" w:bidi="hi_IN"/>
+        </w:rPr>
+        <w:t>2 शमू 23:38</w:t>
+      </w:r>
       <w:r>
         <w:rPr>
           <w:lang w:val="hi_IN" w:bidi="hi_IN"/>
         </w:rPr>
         <w:t xml:space="preserve">; </w:t>
       </w:r>
-      <w:hyperlink r:id="rId50">
-        <w:r>
-          <w:rPr>
-            <w:lang w:val="hi_IN" w:bidi="hi_IN"/>
-          </w:rPr>
-          <w:rPr>
-            <w:color w:val="0000EE"/>
-            <w:u w:val="single"/>
-          </w:rPr>
-          <w:t>1 इति 11:40</w:t>
-        </w:r>
-      </w:hyperlink>
+      <w:r>
+        <w:rPr>
+          <w:lang w:val="hi_IN" w:bidi="hi_IN"/>
+        </w:rPr>
+        <w:t>1 इति 11:40</w:t>
+      </w:r>
       <w:r>
         <w:rPr>
           <w:lang w:val="hi_IN" w:bidi="hi_IN"/>
@@ -1842,18 +1602,12 @@
         </w:rPr>
         <w:t>हनोक का पुत्र, कैन की वंशावली का एक सदस्य (</w:t>
       </w:r>
-      <w:hyperlink r:id="rId51">
-        <w:r>
-          <w:rPr>
-            <w:lang w:val="hi_IN" w:bidi="hi_IN"/>
-          </w:rPr>
-          <w:rPr>
-            <w:color w:val="0000EE"/>
-            <w:u w:val="single"/>
-          </w:rPr>
-          <w:t>उत्पत्ति 4:18</w:t>
-        </w:r>
-      </w:hyperlink>
+      <w:r>
+        <w:rPr>
+          <w:lang w:val="hi_IN" w:bidi="hi_IN"/>
+        </w:rPr>
+        <w:t>उत्पत्ति 4:18</w:t>
+      </w:r>
       <w:r>
         <w:rPr>
           <w:lang w:val="hi_IN" w:bidi="hi_IN"/>
@@ -1931,36 +1685,24 @@
         </w:rPr>
         <w:t xml:space="preserve"> (</w:t>
       </w:r>
-      <w:hyperlink r:id="rId52">
-        <w:r>
-          <w:rPr>
-            <w:lang w:val="hi_IN" w:bidi="hi_IN"/>
-          </w:rPr>
-          <w:rPr>
-            <w:color w:val="0000EE"/>
-            <w:u w:val="single"/>
-          </w:rPr>
-          <w:t>उत 36:43</w:t>
-        </w:r>
-      </w:hyperlink>
+      <w:r>
+        <w:rPr>
+          <w:lang w:val="hi_IN" w:bidi="hi_IN"/>
+        </w:rPr>
+        <w:t>उत 36:43</w:t>
+      </w:r>
       <w:r>
         <w:rPr>
           <w:lang w:val="hi_IN" w:bidi="hi_IN"/>
         </w:rPr>
         <w:t xml:space="preserve">; </w:t>
       </w:r>
-      <w:hyperlink r:id="rId53">
-        <w:r>
-          <w:rPr>
-            <w:lang w:val="hi_IN" w:bidi="hi_IN"/>
-          </w:rPr>
-          <w:rPr>
-            <w:color w:val="0000EE"/>
-            <w:u w:val="single"/>
-          </w:rPr>
-          <w:t>1 इति 1:54</w:t>
-        </w:r>
-      </w:hyperlink>
+      <w:r>
+        <w:rPr>
+          <w:lang w:val="hi_IN" w:bidi="hi_IN"/>
+        </w:rPr>
+        <w:t>1 इति 1:54</w:t>
+      </w:r>
       <w:r>
         <w:rPr>
           <w:lang w:val="hi_IN" w:bidi="hi_IN"/>
@@ -2026,18 +1768,12 @@
         </w:rPr>
         <w:t>बिन्यामीन के गोत्र से बेला के पुत्र (</w:t>
       </w:r>
-      <w:hyperlink r:id="rId42">
-        <w:r>
-          <w:rPr>
-            <w:lang w:val="hi_IN" w:bidi="hi_IN"/>
-          </w:rPr>
-          <w:rPr>
-            <w:color w:val="0000EE"/>
-            <w:u w:val="single"/>
-          </w:rPr>
-          <w:t>1 इति 7:7</w:t>
-        </w:r>
-      </w:hyperlink>
+      <w:r>
+        <w:rPr>
+          <w:lang w:val="hi_IN" w:bidi="hi_IN"/>
+        </w:rPr>
+        <w:t>1 इति 7:7</w:t>
+      </w:r>
       <w:r>
         <w:rPr>
           <w:lang w:val="hi_IN" w:bidi="hi_IN"/>
@@ -2092,18 +1828,12 @@
         </w:rPr>
         <w:t>यहूदा के गोत्र से कालेब के पुत्र (</w:t>
       </w:r>
-      <w:hyperlink r:id="rId54">
-        <w:r>
-          <w:rPr>
-            <w:lang w:val="hi_IN" w:bidi="hi_IN"/>
-          </w:rPr>
-          <w:rPr>
-            <w:color w:val="0000EE"/>
-            <w:u w:val="single"/>
-          </w:rPr>
-          <w:t>1 इति 4:15</w:t>
-        </w:r>
-      </w:hyperlink>
+      <w:r>
+        <w:rPr>
+          <w:lang w:val="hi_IN" w:bidi="hi_IN"/>
+        </w:rPr>
+        <w:t>1 इति 4:15</w:t>
+      </w:r>
       <w:r>
         <w:rPr>
           <w:lang w:val="hi_IN" w:bidi="hi_IN"/>
@@ -2181,18 +1911,12 @@
         </w:rPr>
         <w:t xml:space="preserve"> पुत्र (</w:t>
       </w:r>
-      <w:hyperlink r:id="rId55">
-        <w:r>
-          <w:rPr>
-            <w:lang w:val="hi_IN" w:bidi="hi_IN"/>
-          </w:rPr>
-          <w:rPr>
-            <w:color w:val="0000EE"/>
-            <w:u w:val="single"/>
-          </w:rPr>
-          <w:t>1 इति 4:12</w:t>
-        </w:r>
-      </w:hyperlink>
+      <w:r>
+        <w:rPr>
+          <w:lang w:val="hi_IN" w:bidi="hi_IN"/>
+        </w:rPr>
+        <w:t>1 इति 4:12</w:t>
+      </w:r>
       <w:r>
         <w:rPr>
           <w:lang w:val="hi_IN" w:bidi="hi_IN"/>
@@ -2252,18 +1976,12 @@
           <w:lang w:val="hi_IN" w:bidi="hi_IN"/>
         </w:rPr>
       </w:r>
-      <w:hyperlink r:id="rId56">
-        <w:r>
-          <w:rPr>
-            <w:lang w:val="hi_IN" w:bidi="hi_IN"/>
-          </w:rPr>
-          <w:rPr>
-            <w:color w:val="0000EE"/>
-            <w:u w:val="single"/>
-          </w:rPr>
-          <w:t>1 इतिहास 11:29</w:t>
-        </w:r>
-      </w:hyperlink>
+      <w:r>
+        <w:rPr>
+          <w:lang w:val="hi_IN" w:bidi="hi_IN"/>
+        </w:rPr>
+        <w:t>1 इतिहास 11:29</w:t>
+      </w:r>
       <w:r>
         <w:rPr>
           <w:lang w:val="hi_IN" w:bidi="hi_IN"/>
@@ -2439,36 +2157,24 @@
         </w:rPr>
         <w:t xml:space="preserve">शासन का एक ऐसा रूप जिसमें परमेश्वर का सर्वोच्च राजनीतिक अधिकार होता है। कभी-कभी, परमेश्वर का प्रतिनिधित्व एक मनुष्य शासक द्वारा किया जाता है, जैसे एक राजा। इसलिए, </w:t>
       </w:r>
-      <w:hyperlink r:id="rId57">
-        <w:r>
-          <w:rPr>
-            <w:lang w:val="hi_IN" w:bidi="hi_IN"/>
-          </w:rPr>
-          <w:rPr>
-            <w:color w:val="0000EE"/>
-            <w:u w:val="single"/>
-          </w:rPr>
-          <w:t>व्यवस्थाविवरण 17:14</w:t>
-        </w:r>
-      </w:hyperlink>
+      <w:r>
+        <w:rPr>
+          <w:lang w:val="hi_IN" w:bidi="hi_IN"/>
+        </w:rPr>
+        <w:t>व्यवस्थाविवरण 17:14</w:t>
+      </w:r>
       <w:r>
         <w:rPr>
           <w:lang w:val="hi_IN" w:bidi="hi_IN"/>
         </w:rPr>
         <w:t>–</w:t>
       </w:r>
-      <w:hyperlink r:id="rId57">
-        <w:r>
-          <w:rPr>
-            <w:lang w:val="hi_IN" w:bidi="hi_IN"/>
-          </w:rPr>
-          <w:rPr>
-            <w:color w:val="0000EE"/>
-            <w:u w:val="single"/>
-          </w:rPr>
-          <w:t>20</w:t>
-        </w:r>
-      </w:hyperlink>
+      <w:r>
+        <w:rPr>
+          <w:lang w:val="hi_IN" w:bidi="hi_IN"/>
+        </w:rPr>
+        <w:t>20</w:t>
+      </w:r>
       <w:r>
         <w:rPr>
           <w:lang w:val="hi_IN" w:bidi="hi_IN"/>
@@ -2500,72 +2206,48 @@
         </w:rPr>
         <w:t xml:space="preserve">प्राचीन इस्राएल में समय के साथ ईशतंत्र (परमेश्वर द्वारा शासन) का विकास हुआ। मिस्र में रहने वाले इस्राएली मानते थे कि यहोवा, उनके विशेष परमेश्वर, उनके दुःख की परवाह करते हैं। वे सोचते थे कि यहोवा उन्हें दासत्व से छुड़ाना चाहते हैं और उन्हें सांसारिक शासकों, विशेष रूप से फ़िरौन (मिस्र के शासक) से छुड़ाना चाहते हैं। इस्राएलियों का मानना ​​था कि यहोवा चाहते है कि वे केवल उनकी सेवा करें (देखें </w:t>
       </w:r>
-      <w:hyperlink r:id="rId58">
-        <w:r>
-          <w:rPr>
-            <w:lang w:val="hi_IN" w:bidi="hi_IN"/>
-          </w:rPr>
-          <w:rPr>
-            <w:color w:val="0000EE"/>
-            <w:u w:val="single"/>
-          </w:rPr>
-          <w:t>निर्ग 3:7</w:t>
-        </w:r>
-      </w:hyperlink>
+      <w:r>
+        <w:rPr>
+          <w:lang w:val="hi_IN" w:bidi="hi_IN"/>
+        </w:rPr>
+        <w:t>निर्ग 3:7</w:t>
+      </w:r>
       <w:r>
         <w:rPr>
           <w:lang w:val="hi_IN" w:bidi="hi_IN"/>
         </w:rPr>
         <w:t>–</w:t>
       </w:r>
-      <w:hyperlink r:id="rId58">
-        <w:r>
-          <w:rPr>
-            <w:lang w:val="hi_IN" w:bidi="hi_IN"/>
-          </w:rPr>
-          <w:rPr>
-            <w:color w:val="0000EE"/>
-            <w:u w:val="single"/>
-          </w:rPr>
-          <w:t>10</w:t>
-        </w:r>
-      </w:hyperlink>
+      <w:r>
+        <w:rPr>
+          <w:lang w:val="hi_IN" w:bidi="hi_IN"/>
+        </w:rPr>
+        <w:t>10</w:t>
+      </w:r>
       <w:r>
         <w:rPr>
           <w:lang w:val="hi_IN" w:bidi="hi_IN"/>
         </w:rPr>
         <w:t xml:space="preserve">; </w:t>
       </w:r>
-      <w:hyperlink r:id="rId59">
-        <w:r>
-          <w:rPr>
-            <w:lang w:val="hi_IN" w:bidi="hi_IN"/>
-          </w:rPr>
-          <w:rPr>
-            <w:color w:val="0000EE"/>
-            <w:u w:val="single"/>
-          </w:rPr>
-          <w:t>8:1</w:t>
-        </w:r>
-      </w:hyperlink>
+      <w:r>
+        <w:rPr>
+          <w:lang w:val="hi_IN" w:bidi="hi_IN"/>
+        </w:rPr>
+        <w:t>8:1</w:t>
+      </w:r>
       <w:r>
         <w:rPr>
           <w:lang w:val="hi_IN" w:bidi="hi_IN"/>
         </w:rPr>
         <w:t xml:space="preserve">; </w:t>
       </w:r>
-      <w:hyperlink r:id="rId60">
-        <w:r>
-          <w:rPr>
-            <w:lang w:val="hi_IN" w:bidi="hi_IN"/>
-          </w:rPr>
-          <w:rPr>
-            <w:color w:val="0000EE"/>
-            <w:u w:val="single"/>
-          </w:rPr>
-          <w:t>9:1</w:t>
-        </w:r>
-      </w:hyperlink>
+      <w:r>
+        <w:rPr>
+          <w:lang w:val="hi_IN" w:bidi="hi_IN"/>
+        </w:rPr>
+        <w:t>9:1</w:t>
+      </w:r>
       <w:r>
         <w:rPr>
           <w:lang w:val="hi_IN" w:bidi="hi_IN"/>
@@ -2677,18 +2359,12 @@
         </w:rPr>
         <w:t>” (</w:t>
       </w:r>
-      <w:hyperlink r:id="rId61">
-        <w:r>
-          <w:rPr>
-            <w:lang w:val="hi_IN" w:bidi="hi_IN"/>
-          </w:rPr>
-          <w:rPr>
-            <w:color w:val="0000EE"/>
-            <w:u w:val="single"/>
-          </w:rPr>
-          <w:t>न्या 8:23</w:t>
-        </w:r>
-      </w:hyperlink>
+      <w:r>
+        <w:rPr>
+          <w:lang w:val="hi_IN" w:bidi="hi_IN"/>
+        </w:rPr>
+        <w:t>न्या 8:23</w:t>
+      </w:r>
       <w:r>
         <w:rPr>
           <w:lang w:val="hi_IN" w:bidi="hi_IN"/>
@@ -2721,18 +2397,12 @@
         </w:rPr>
         <w:t>के पास वापस लाने के लिए "ठहराया जाता" था (</w:t>
       </w:r>
-      <w:hyperlink r:id="rId62">
-        <w:r>
-          <w:rPr>
-            <w:lang w:val="hi_IN" w:bidi="hi_IN"/>
-          </w:rPr>
-          <w:rPr>
-            <w:color w:val="0000EE"/>
-            <w:u w:val="single"/>
-          </w:rPr>
-          <w:t>न्या 2:16</w:t>
-        </w:r>
-      </w:hyperlink>
+      <w:r>
+        <w:rPr>
+          <w:lang w:val="hi_IN" w:bidi="hi_IN"/>
+        </w:rPr>
+        <w:t>न्या 2:16</w:t>
+      </w:r>
       <w:r>
         <w:rPr>
           <w:lang w:val="hi_IN" w:bidi="hi_IN"/>
@@ -2810,36 +2480,24 @@
         </w:rPr>
         <w:t xml:space="preserve">कई महत्वपूर्ण इस्राएली सोचते थे कि उन्हें अपने शासन के लिए एक नए तरीके की आवश्यकता है। वे मानते थे कि एक राजा होने से इस्राएल मजबूत होगा और उन्हें जीवित रहने में सहायता मिलेगी। उन्होंने अपने शत्रुओं के विरुद्ध युद्ध में उनका नेतृत्व करने के लिए एक राजा की मांग की (देखें </w:t>
       </w:r>
-      <w:hyperlink r:id="rId63">
-        <w:r>
-          <w:rPr>
-            <w:lang w:val="hi_IN" w:bidi="hi_IN"/>
-          </w:rPr>
-          <w:rPr>
-            <w:color w:val="0000EE"/>
-            <w:u w:val="single"/>
-          </w:rPr>
-          <w:t>1 शमू 8:5, 19</w:t>
-        </w:r>
-      </w:hyperlink>
+      <w:r>
+        <w:rPr>
+          <w:lang w:val="hi_IN" w:bidi="hi_IN"/>
+        </w:rPr>
+        <w:t>1 शमू 8:5, 19</w:t>
+      </w:r>
       <w:r>
         <w:rPr>
           <w:lang w:val="hi_IN" w:bidi="hi_IN"/>
         </w:rPr>
         <w:t>–</w:t>
       </w:r>
-      <w:hyperlink r:id="rId63">
-        <w:r>
-          <w:rPr>
-            <w:lang w:val="hi_IN" w:bidi="hi_IN"/>
-          </w:rPr>
-          <w:rPr>
-            <w:color w:val="0000EE"/>
-            <w:u w:val="single"/>
-          </w:rPr>
-          <w:t>20</w:t>
-        </w:r>
-      </w:hyperlink>
+      <w:r>
+        <w:rPr>
+          <w:lang w:val="hi_IN" w:bidi="hi_IN"/>
+        </w:rPr>
+        <w:t>20</w:t>
+      </w:r>
       <w:r>
         <w:rPr>
           <w:lang w:val="hi_IN" w:bidi="hi_IN"/>
@@ -2860,54 +2518,36 @@
         </w:rPr>
         <w:t>राजा होने का विचार इस्राएल के ईशतंत्र में विश्वास को चुनौती देता था। कई लोगों को लगता था कि राजा होना एक अच्छा विचार है। वे मानते थे कि एक राजा युद्धों में उनकी सहायता कर सकता है और उनके देश को मजबूत बना सकता है, लेकिन इस्राएलियों की पुरानी परम्परा थी कि केवल परमेश्वर ही उनका शासक हो। इसने निर्णय को बहुत कठिन बना दिया। शमूएल, जो उस समय उनके अगुवा थे, सोचते थे कि राजा की इच्छा रखना परमेश्वर के शासन को अस्वीकार करना है। उन्होंने लोगों को उन समस्याओं के बारे में चेतावनी दी जो एक राजा ला सकता है (</w:t>
       </w:r>
-      <w:hyperlink r:id="rId64">
-        <w:r>
-          <w:rPr>
-            <w:lang w:val="hi_IN" w:bidi="hi_IN"/>
-          </w:rPr>
-          <w:rPr>
-            <w:color w:val="0000EE"/>
-            <w:u w:val="single"/>
-          </w:rPr>
-          <w:t>1 शमू 8:10</w:t>
-        </w:r>
-      </w:hyperlink>
+      <w:r>
+        <w:rPr>
+          <w:lang w:val="hi_IN" w:bidi="hi_IN"/>
+        </w:rPr>
+        <w:t>1 शमू 8:10</w:t>
+      </w:r>
       <w:r>
         <w:rPr>
           <w:lang w:val="hi_IN" w:bidi="hi_IN"/>
         </w:rPr>
         <w:t>–</w:t>
       </w:r>
-      <w:hyperlink r:id="rId64">
-        <w:r>
-          <w:rPr>
-            <w:lang w:val="hi_IN" w:bidi="hi_IN"/>
-          </w:rPr>
-          <w:rPr>
-            <w:color w:val="0000EE"/>
-            <w:u w:val="single"/>
-          </w:rPr>
-          <w:t>18</w:t>
-        </w:r>
-      </w:hyperlink>
+      <w:r>
+        <w:rPr>
+          <w:lang w:val="hi_IN" w:bidi="hi_IN"/>
+        </w:rPr>
+        <w:t>18</w:t>
+      </w:r>
       <w:r>
         <w:rPr>
           <w:lang w:val="hi_IN" w:bidi="hi_IN"/>
         </w:rPr>
         <w:t xml:space="preserve">; </w:t>
       </w:r>
-      <w:hyperlink r:id="rId65">
-        <w:r>
-          <w:rPr>
-            <w:lang w:val="hi_IN" w:bidi="hi_IN"/>
-          </w:rPr>
-          <w:rPr>
-            <w:color w:val="0000EE"/>
-            <w:u w:val="single"/>
-          </w:rPr>
-          <w:t>10:19</w:t>
-        </w:r>
-      </w:hyperlink>
+      <w:r>
+        <w:rPr>
+          <w:lang w:val="hi_IN" w:bidi="hi_IN"/>
+        </w:rPr>
+        <w:t>10:19</w:t>
+      </w:r>
       <w:r>
         <w:rPr>
           <w:lang w:val="hi_IN" w:bidi="hi_IN"/>
@@ -2934,18 +2574,12 @@
         </w:rPr>
         <w:t>, कुछ अप्रत्याशित हुआ। शमूएल को परमेश्वर से एक संदेश मिला एक पुरुष के बारे में जिसका नाम शाऊल था। परमेश्वर शाऊल को राजा बनने की अनुमति देने के लिए तैयार है। शमूएल को शाऊल का अभिषेक करने के लिए कहा गया (उसके सिर पर तेल डालना यह दिखाने के लिए कि परमेश्वर ने उसे चुना है) इस्राएल के पहले राजा के रूप में (</w:t>
       </w:r>
-      <w:hyperlink r:id="rId66">
-        <w:r>
-          <w:rPr>
-            <w:lang w:val="hi_IN" w:bidi="hi_IN"/>
-          </w:rPr>
-          <w:rPr>
-            <w:color w:val="0000EE"/>
-            <w:u w:val="single"/>
-          </w:rPr>
-          <w:t>1 शमू 9:27–10:1</w:t>
-        </w:r>
-      </w:hyperlink>
+      <w:r>
+        <w:rPr>
+          <w:lang w:val="hi_IN" w:bidi="hi_IN"/>
+        </w:rPr>
+        <w:t>1 शमू 9:27–10:1</w:t>
+      </w:r>
       <w:r>
         <w:rPr>
           <w:lang w:val="hi_IN" w:bidi="hi_IN"/>
@@ -2978,18 +2612,12 @@
         </w:rPr>
         <w:t>हमें बताती है कि "परमेश्वर का आत्मा" शाऊल पर आई (</w:t>
       </w:r>
-      <w:hyperlink r:id="rId67">
-        <w:r>
-          <w:rPr>
-            <w:lang w:val="hi_IN" w:bidi="hi_IN"/>
-          </w:rPr>
-          <w:rPr>
-            <w:color w:val="0000EE"/>
-            <w:u w:val="single"/>
-          </w:rPr>
-          <w:t>1 शमू 11:6</w:t>
-        </w:r>
-      </w:hyperlink>
+      <w:r>
+        <w:rPr>
+          <w:lang w:val="hi_IN" w:bidi="hi_IN"/>
+        </w:rPr>
+        <w:t>1 शमू 11:6</w:t>
+      </w:r>
       <w:r>
         <w:rPr>
           <w:lang w:val="hi_IN" w:bidi="hi_IN"/>
@@ -3061,18 +2689,12 @@
         </w:rPr>
         <w:t xml:space="preserve">बाइबल एक समय के बारे में बताती है जब परमेश्वर के लोग एक मनुष्य राजा की आवश्यकता नहीं महसूस करेंगे जो उन पर शासन करे। </w:t>
       </w:r>
-      <w:hyperlink r:id="rId68">
-        <w:r>
-          <w:rPr>
-            <w:lang w:val="hi_IN" w:bidi="hi_IN"/>
-          </w:rPr>
-          <w:rPr>
-            <w:color w:val="0000EE"/>
-            <w:u w:val="single"/>
-          </w:rPr>
-          <w:t>यहेजकेल 40–48</w:t>
-        </w:r>
-      </w:hyperlink>
+      <w:r>
+        <w:rPr>
+          <w:lang w:val="hi_IN" w:bidi="hi_IN"/>
+        </w:rPr>
+        <w:t>यहेजकेल 40–48</w:t>
+      </w:r>
       <w:r>
         <w:rPr>
           <w:lang w:val="hi_IN" w:bidi="hi_IN"/>
@@ -3176,18 +2798,12 @@
           <w:lang w:val="hi_IN" w:bidi="hi_IN"/>
         </w:rPr>
       </w:r>
-      <w:hyperlink r:id="rId69">
-        <w:r>
-          <w:rPr>
-            <w:lang w:val="hi_IN" w:bidi="hi_IN"/>
-          </w:rPr>
-          <w:rPr>
-            <w:color w:val="0000EE"/>
-            <w:u w:val="single"/>
-          </w:rPr>
-          <w:t>2 शमूएल 10:6–8</w:t>
-        </w:r>
-      </w:hyperlink>
+      <w:r>
+        <w:rPr>
+          <w:lang w:val="hi_IN" w:bidi="hi_IN"/>
+        </w:rPr>
+        <w:t>2 शमूएल 10:6–8</w:t>
+      </w:r>
       <w:r>
         <w:rPr>
           <w:lang w:val="hi_IN" w:bidi="hi_IN"/>
@@ -3290,18 +2906,12 @@
         </w:rPr>
         <w:t>एशबाल का दूसरा नाम, शाऊल के पुत्र और इस्राएल के सिंहासन के उत्तराधिकारी था (</w:t>
       </w:r>
-      <w:hyperlink r:id="rId70">
-        <w:r>
-          <w:rPr>
-            <w:lang w:val="hi_IN" w:bidi="hi_IN"/>
-          </w:rPr>
-          <w:rPr>
-            <w:color w:val="0000EE"/>
-            <w:u w:val="single"/>
-          </w:rPr>
-          <w:t>2 शमू 2–4</w:t>
-        </w:r>
-      </w:hyperlink>
+      <w:r>
+        <w:rPr>
+          <w:lang w:val="hi_IN" w:bidi="hi_IN"/>
+        </w:rPr>
+        <w:t>2 शमू 2–4</w:t>
+      </w:r>
       <w:r>
         <w:rPr>
           <w:lang w:val="hi_IN" w:bidi="hi_IN"/>
@@ -3404,18 +3014,12 @@
         </w:rPr>
         <w:t xml:space="preserve"> के पुत्र (</w:t>
       </w:r>
-      <w:hyperlink r:id="rId71">
-        <w:r>
-          <w:rPr>
-            <w:lang w:val="hi_IN" w:bidi="hi_IN"/>
-          </w:rPr>
-          <w:rPr>
-            <w:color w:val="0000EE"/>
-            <w:u w:val="single"/>
-          </w:rPr>
-          <w:t>1 इति 7:18</w:t>
-        </w:r>
-      </w:hyperlink>
+      <w:r>
+        <w:rPr>
+          <w:lang w:val="hi_IN" w:bidi="hi_IN"/>
+        </w:rPr>
+        <w:t>1 इति 7:18</w:t>
+      </w:r>
       <w:r>
         <w:rPr>
           <w:lang w:val="hi_IN" w:bidi="hi_IN"/>
